--- a/dodati/OPJ-Analiza-Ekonomskog-Sentimenta_V2.docx
+++ b/dodati/OPJ-Analiza-Ekonomskog-Sentimenta_V2.docx
@@ -10052,7 +10052,16 @@
         <w:t xml:space="preserve">Za tokenizaciju je korišćen AutoTokenizer, subword tokenizator prilagođen za BERTić, pa nije potrebno sprovoditi stematizaciju, lematizaciju </w:t>
       </w:r>
       <w:r>
-        <w:t>i uklanjanje stop reči. M</w:t>
+        <w:t>i uklanjanje stop reči</w:t>
+      </w:r>
+      <w:r>
+        <w:t xml:space="preserve"> sa</w:t>
+      </w:r>
+      <w:r>
+        <w:t xml:space="preserve"> </w:t>
+      </w:r>
+      <w:r>
+        <w:t>m</w:t>
       </w:r>
       <w:r>
         <w:t xml:space="preserve">aksimalnom dužinom sekvence </w:t>
@@ -10163,31 +10172,7 @@
     </w:p>
     <w:p>
       <w:r>
-        <w:t xml:space="preserve">Za funkciju gubitka nisu korišćene težine jer su klase izbalansirane.  </w:t>
-      </w:r>
-      <w:r>
-        <w:t>Ukupno primera: 2908</w:t>
-      </w:r>
-      <w:r>
-        <w:t xml:space="preserve">, </w:t>
-      </w:r>
-      <w:r>
-        <w:t>negative: 960</w:t>
-      </w:r>
-      <w:r>
-        <w:t xml:space="preserve">, </w:t>
-      </w:r>
-      <w:r>
-        <w:t>neutral: 996</w:t>
-      </w:r>
-      <w:r>
-        <w:t xml:space="preserve">, </w:t>
-      </w:r>
-      <w:r>
-        <w:t>positive: 952</w:t>
-      </w:r>
-      <w:r>
-        <w:t>. Kanije je izvršeno obučavanje sa težinskom unakrsnom entropijom, pri poređenju monolingvalnih i multilingvalnih modela na lokalnoj grafičkoj kartici</w:t>
+        <w:t>Za funkciju gubitka nisu korišćene težine jer su klase izbalansirane.  Ukupno primera: 2908, negative: 960, neutral: 996, positive: 952. Kanije je izvršeno obučavanje sa težinskom unakrsnom entropijom, pri poređenju monolingvalnih i multilingvalnih modela na lokalnoj grafičkoj kartici</w:t>
       </w:r>
       <w:r>
         <w:t>, koje je dalo malo lošije rezultate.</w:t>
@@ -11191,251 +11176,97 @@
         <w:rPr>
           <w:lang w:val="en-GB"/>
         </w:rPr>
-        <w:t xml:space="preserve">LR=1e-05 </w:t>
-      </w:r>
-      <w:proofErr w:type="spellStart"/>
+        <w:t xml:space="preserve">LR=1e-05 najbolja epoha </w:t>
+      </w:r>
       <w:r>
         <w:rPr>
           <w:lang w:val="en-GB"/>
         </w:rPr>
-        <w:t>najbolja</w:t>
-      </w:r>
-      <w:proofErr w:type="spellEnd"/>
+        <w:t>je</w:t>
+      </w:r>
       <w:r>
         <w:rPr>
           <w:lang w:val="en-GB"/>
         </w:rPr>
-        <w:t xml:space="preserve"> </w:t>
-      </w:r>
-      <w:proofErr w:type="spellStart"/>
+        <w:t xml:space="preserve"> 5</w:t>
+      </w:r>
       <w:r>
         <w:rPr>
           <w:lang w:val="en-GB"/>
         </w:rPr>
-        <w:t>epoha</w:t>
-      </w:r>
-      <w:proofErr w:type="spellEnd"/>
+        <w:t>, a macro</w:t>
+      </w:r>
       <w:r>
         <w:rPr>
           <w:lang w:val="en-GB"/>
         </w:rPr>
-        <w:t xml:space="preserve"> </w:t>
+        <w:t>-</w:t>
       </w:r>
       <w:r>
         <w:rPr>
           <w:lang w:val="en-GB"/>
         </w:rPr>
-        <w:t>je</w:t>
+        <w:t>F1 = 0.8221 +/- 0.0226</w:t>
       </w:r>
       <w:r>
         <w:rPr>
           <w:lang w:val="en-GB"/>
         </w:rPr>
-        <w:t xml:space="preserve"> 5</w:t>
+        <w:t xml:space="preserve">, za </w:t>
       </w:r>
       <w:r>
         <w:rPr>
           <w:lang w:val="en-GB"/>
         </w:rPr>
-        <w:t>, a macro</w:t>
+        <w:t>LR=2e-05: najbolja epoha = 4</w:t>
       </w:r>
       <w:r>
         <w:rPr>
           <w:lang w:val="en-GB"/>
         </w:rPr>
-        <w:t>-</w:t>
+        <w:t>, a macro-</w:t>
       </w:r>
       <w:r>
         <w:rPr>
           <w:lang w:val="en-GB"/>
         </w:rPr>
-        <w:t>F1 = 0.8221 +/- 0.0226</w:t>
+        <w:t>F1 = 0.8324 +/- 0.0249</w:t>
       </w:r>
       <w:r>
         <w:rPr>
           <w:lang w:val="en-GB"/>
         </w:rPr>
-        <w:t xml:space="preserve">, za </w:t>
+        <w:t xml:space="preserve">, a za </w:t>
       </w:r>
       <w:r>
         <w:rPr>
           <w:lang w:val="en-GB"/>
         </w:rPr>
-        <w:t xml:space="preserve">LR=2e-05: </w:t>
-      </w:r>
-      <w:proofErr w:type="spellStart"/>
+        <w:t>LR=3e-05: najbolja epoha = 5</w:t>
+      </w:r>
       <w:r>
         <w:rPr>
           <w:lang w:val="en-GB"/>
         </w:rPr>
-        <w:t>najbolja</w:t>
-      </w:r>
-      <w:proofErr w:type="spellEnd"/>
+        <w:t>, a macro-</w:t>
+      </w:r>
       <w:r>
         <w:rPr>
           <w:lang w:val="en-GB"/>
         </w:rPr>
-        <w:t xml:space="preserve"> </w:t>
-      </w:r>
-      <w:proofErr w:type="spellStart"/>
+        <w:t>F1</w:t>
+      </w:r>
       <w:r>
         <w:rPr>
           <w:lang w:val="en-GB"/>
         </w:rPr>
-        <w:t>epoha</w:t>
-      </w:r>
-      <w:proofErr w:type="spellEnd"/>
+        <w:t xml:space="preserve"> = 0.8320 +/- 0.0199</w:t>
+      </w:r>
       <w:r>
         <w:rPr>
           <w:lang w:val="en-GB"/>
         </w:rPr>
-        <w:t xml:space="preserve"> = 4</w:t>
-      </w:r>
-      <w:r>
-        <w:rPr>
-          <w:lang w:val="en-GB"/>
-        </w:rPr>
-        <w:t>, a macro-</w:t>
-      </w:r>
-      <w:r>
-        <w:rPr>
-          <w:lang w:val="en-GB"/>
-        </w:rPr>
-        <w:t>F1 = 0.8324 +/- 0.0249</w:t>
-      </w:r>
-      <w:r>
-        <w:rPr>
-          <w:lang w:val="en-GB"/>
-        </w:rPr>
-        <w:t xml:space="preserve">, a za </w:t>
-      </w:r>
-      <w:r>
-        <w:rPr>
-          <w:lang w:val="en-GB"/>
-        </w:rPr>
-        <w:t xml:space="preserve">LR=3e-05: </w:t>
-      </w:r>
-      <w:proofErr w:type="spellStart"/>
-      <w:r>
-        <w:rPr>
-          <w:lang w:val="en-GB"/>
-        </w:rPr>
-        <w:t>najbolja</w:t>
-      </w:r>
-      <w:proofErr w:type="spellEnd"/>
-      <w:r>
-        <w:rPr>
-          <w:lang w:val="en-GB"/>
-        </w:rPr>
-        <w:t xml:space="preserve"> </w:t>
-      </w:r>
-      <w:proofErr w:type="spellStart"/>
-      <w:r>
-        <w:rPr>
-          <w:lang w:val="en-GB"/>
-        </w:rPr>
-        <w:t>epoha</w:t>
-      </w:r>
-      <w:proofErr w:type="spellEnd"/>
-      <w:r>
-        <w:rPr>
-          <w:lang w:val="en-GB"/>
-        </w:rPr>
-        <w:t xml:space="preserve"> = 5</w:t>
-      </w:r>
-      <w:r>
-        <w:rPr>
-          <w:lang w:val="en-GB"/>
-        </w:rPr>
-        <w:t>, a macro-</w:t>
-      </w:r>
-      <w:r>
-        <w:rPr>
-          <w:lang w:val="en-GB"/>
-        </w:rPr>
-        <w:t>F1</w:t>
-      </w:r>
-      <w:r>
-        <w:rPr>
-          <w:lang w:val="en-GB"/>
-        </w:rPr>
-        <w:t xml:space="preserve"> = 0.8320 +/- 0.0199</w:t>
-      </w:r>
-      <w:r>
-        <w:rPr>
-          <w:lang w:val="en-GB"/>
-        </w:rPr>
-        <w:t xml:space="preserve">. Graf macro-F1 po </w:t>
-      </w:r>
-      <w:proofErr w:type="spellStart"/>
-      <w:r>
-        <w:rPr>
-          <w:lang w:val="en-GB"/>
-        </w:rPr>
-        <w:t>epohi</w:t>
-      </w:r>
-      <w:proofErr w:type="spellEnd"/>
-      <w:r>
-        <w:rPr>
-          <w:lang w:val="en-GB"/>
-        </w:rPr>
-        <w:t xml:space="preserve"> </w:t>
-      </w:r>
-      <w:proofErr w:type="spellStart"/>
-      <w:r>
-        <w:rPr>
-          <w:lang w:val="en-GB"/>
-        </w:rPr>
-        <w:t>prikazan</w:t>
-      </w:r>
-      <w:proofErr w:type="spellEnd"/>
-      <w:r>
-        <w:rPr>
-          <w:lang w:val="en-GB"/>
-        </w:rPr>
-        <w:t xml:space="preserve"> je </w:t>
-      </w:r>
-      <w:proofErr w:type="spellStart"/>
-      <w:r>
-        <w:rPr>
-          <w:lang w:val="en-GB"/>
-        </w:rPr>
-        <w:t>na</w:t>
-      </w:r>
-      <w:proofErr w:type="spellEnd"/>
-      <w:r>
-        <w:rPr>
-          <w:lang w:val="en-GB"/>
-        </w:rPr>
-        <w:t xml:space="preserve"> </w:t>
-      </w:r>
-      <w:proofErr w:type="spellStart"/>
-      <w:r>
-        <w:rPr>
-          <w:lang w:val="en-GB"/>
-        </w:rPr>
-        <w:t>slici</w:t>
-      </w:r>
-      <w:proofErr w:type="spellEnd"/>
-      <w:r>
-        <w:rPr>
-          <w:lang w:val="en-GB"/>
-        </w:rPr>
-        <w:t xml:space="preserve"> </w:t>
-      </w:r>
-      <w:proofErr w:type="spellStart"/>
-      <w:r>
-        <w:rPr>
-          <w:lang w:val="en-GB"/>
-        </w:rPr>
-        <w:t>ispod</w:t>
-      </w:r>
-      <w:proofErr w:type="spellEnd"/>
-      <w:r>
-        <w:rPr>
-          <w:lang w:val="en-GB"/>
-        </w:rPr>
-        <w:t>.</w:t>
+        <w:t>. Graf macro-F1 po epohi prikazan je na slici ispod.</w:t>
       </w:r>
     </w:p>
     <w:p>
@@ -11548,7 +11379,19 @@
     </w:p>
     <w:p>
       <w:r>
-        <w:t xml:space="preserve">Ovaj deo obuhvata dva pristupa. U prvom (4.2.1) se koristi zamrznut multilingvalni enkoder kao izvor semantičkih vektora nad kojima se obučavaju klasični klasifikatori — brzo i bez GPU-a. U drugom (4.2.2) se enkoderski modeli </w:t>
+        <w:t>Ovaj deo obuhvata dva pristupa. U prvom (</w:t>
+      </w:r>
+      <w:r>
+        <w:t>5</w:t>
+      </w:r>
+      <w:r>
+        <w:t>.2.1) se koristi zamrznut multilingvalni enkoder kao izvor semantičkih vektora nad kojima se obučavaju klasični klasifikatori — brzo i bez GPU-a. U drugom (</w:t>
+      </w:r>
+      <w:r>
+        <w:t>5</w:t>
+      </w:r>
+      <w:r>
+        <w:t xml:space="preserve">.2.2) se enkoderski modeli </w:t>
       </w:r>
       <w:r>
         <w:rPr>
@@ -12701,7 +12544,19 @@
     </w:p>
     <w:p>
       <w:r>
-        <w:t>Dekoderski modeli se ne obučavaju — ceo skup podataka služi za evaluaciju. Kod svih modela sistematski se variraju dva parametra upita: jezik (srpski / engleski, dok tekst uvek ostaje na srpskom) i tip (zero-shot; zero-shot sa definicijama oznaka; few-shot sa primerima), uz determinističku postavku (temperatura 0) i odgovor od jedne reči. Detaljan opis ove metodologije prompt engineering-a dat je u odeljku 5.1.1.</w:t>
+        <w:t xml:space="preserve">Dekoderski modeli se ne obučavaju — ceo skup podataka služi za evaluaciju. Kod svih modela sistematski se variraju dva parametra upita: jezik (srpski / engleski, dok tekst uvek ostaje na srpskom) i tip (zero-shot; zero-shot sa definicijama oznaka; few-shot sa primerima), uz determinističku postavku (temperatura 0) i odgovor od jedne reči. Detaljan opis ove metodologije prompt engineering-a dat je u odeljku </w:t>
+      </w:r>
+      <w:r>
+        <w:t>6</w:t>
+      </w:r>
+      <w:r>
+        <w:t>.</w:t>
+      </w:r>
+      <w:r>
+        <w:t>2</w:t>
+      </w:r>
+      <w:r>
+        <w:t>.</w:t>
       </w:r>
     </w:p>
     <w:p>
@@ -13982,27 +13837,10 @@
           <w:b/>
           <w:bCs/>
         </w:rPr>
-        <w:t xml:space="preserve">Tip </w:t>
-      </w:r>
-      <w:proofErr w:type="spellStart"/>
-      <w:r>
-        <w:rPr>
-          <w:b/>
-          <w:bCs/>
-        </w:rPr>
-        <w:t>upita</w:t>
-      </w:r>
-      <w:proofErr w:type="spellEnd"/>
-      <w:r>
-        <w:t xml:space="preserve"> — tri </w:t>
-      </w:r>
-      <w:proofErr w:type="spellStart"/>
-      <w:r>
-        <w:t>varijante</w:t>
-      </w:r>
-      <w:proofErr w:type="spellEnd"/>
-      <w:r>
-        <w:t>:</w:t>
+        <w:t>Tip upita</w:t>
+      </w:r>
+      <w:r>
+        <w:t xml:space="preserve"> — tri varijante:</w:t>
       </w:r>
     </w:p>
     <w:p>
@@ -16789,7 +16627,19 @@
         <w:rPr>
           <w:color w:val="auto"/>
         </w:rPr>
-        <w:t xml:space="preserve"> režimu, sa macro-F1 = 0.737 (tačnost 73.3%), čime nadmašuje i Qwen2.5-1.5B (0.576) i Llama3.2-3B (0.556), a približava se kvalitetu zamrznutih enkoderskih vektora iz poglavlja 3. To ga čini ubedljivo najboljim dekoderskim modelom u projektu.</w:t>
+        <w:t xml:space="preserve"> režimu, sa macro-F1 = 0.737 (tačnost 73.3%), čime nadmašuje i Qwen2.5-1.5B (0.576) i Llama3.2-3B (0.556), a približava se kvalitetu zamrznutih enkoderskih vektora iz poglavlja </w:t>
+      </w:r>
+      <w:r>
+        <w:rPr>
+          <w:color w:val="auto"/>
+        </w:rPr>
+        <w:t>5</w:t>
+      </w:r>
+      <w:r>
+        <w:rPr>
+          <w:color w:val="auto"/>
+        </w:rPr>
+        <w:t>. To ga čini ubedljivo najboljim dekoderskim modelom u projektu.</w:t>
       </w:r>
     </w:p>
     <w:p>
